--- a/appendix/papers.docx
+++ b/appendix/papers.docx
@@ -12,7 +12,7 @@
           <w:rFonts w:ascii="Times New Roman" w:hAnsi="Times New Roman" w:eastAsia="微软雅黑"/>
           <w:b/>
           <w:i w:val="0"/>
-          <w:color w:val="1F3964"/>
+          <w:color w:val="4E7EBA"/>
           <w:sz w:val="40"/>
         </w:rPr>
         <w:t>论文清单 Papers（按模块）</w:t>
@@ -44,7 +44,7 @@
           <w:rFonts w:ascii="Times New Roman" w:hAnsi="Times New Roman" w:eastAsia="微软雅黑"/>
           <w:b/>
           <w:i w:val="0"/>
-          <w:color w:val="1F3964"/>
+          <w:color w:val="4E7EBA"/>
           <w:sz w:val="32"/>
         </w:rPr>
         <w:t>01 / 02 基础结构与训练</w:t>
@@ -252,7 +252,7 @@
           <w:rFonts w:ascii="Times New Roman" w:hAnsi="Times New Roman" w:eastAsia="微软雅黑"/>
           <w:b/>
           <w:i w:val="0"/>
-          <w:color w:val="1F3964"/>
+          <w:color w:val="4E7EBA"/>
           <w:sz w:val="32"/>
         </w:rPr>
         <w:t>02 / 03 微调与对齐</w:t>
@@ -460,7 +460,7 @@
           <w:rFonts w:ascii="Times New Roman" w:hAnsi="Times New Roman" w:eastAsia="微软雅黑"/>
           <w:b/>
           <w:i w:val="0"/>
-          <w:color w:val="1F3964"/>
+          <w:color w:val="4E7EBA"/>
           <w:sz w:val="32"/>
         </w:rPr>
         <w:t>01 / 03 系统、并行与推理</w:t>
@@ -620,7 +620,7 @@
           <w:rFonts w:ascii="Times New Roman" w:hAnsi="Times New Roman" w:eastAsia="微软雅黑"/>
           <w:b/>
           <w:i w:val="0"/>
-          <w:color w:val="1F3964"/>
+          <w:color w:val="4E7EBA"/>
           <w:sz w:val="32"/>
         </w:rPr>
         <w:t>04 Agent</w:t>
@@ -684,7 +684,7 @@
           <w:rFonts w:ascii="Times New Roman" w:hAnsi="Times New Roman" w:eastAsia="微软雅黑"/>
           <w:b/>
           <w:i w:val="0"/>
-          <w:color w:val="1F3964"/>
+          <w:color w:val="4E7EBA"/>
           <w:sz w:val="32"/>
         </w:rPr>
         <w:t>05 RAG</w:t>
@@ -1253,7 +1253,7 @@
       <w:rFonts w:asciiTheme="majorHAnsi" w:eastAsiaTheme="majorEastAsia" w:hAnsiTheme="majorHAnsi" w:cstheme="majorBidi" w:eastAsia="微软雅黑"/>
       <w:b/>
       <w:bCs/>
-      <w:color w:val="365F91" w:themeColor="accent1" w:themeShade="BF"/>
+      <w:color w:val="4E7EBA"/>
       <w:sz w:val="28"/>
       <w:szCs w:val="28"/>
     </w:rPr>
@@ -1277,7 +1277,7 @@
       <w:rFonts w:asciiTheme="majorHAnsi" w:eastAsiaTheme="majorEastAsia" w:hAnsiTheme="majorHAnsi" w:cstheme="majorBidi" w:eastAsia="微软雅黑"/>
       <w:b/>
       <w:bCs/>
-      <w:color w:val="4F81BD" w:themeColor="accent1"/>
+      <w:color w:val="4E7EBA"/>
       <w:sz w:val="26"/>
       <w:szCs w:val="26"/>
     </w:rPr>
@@ -1301,7 +1301,7 @@
       <w:rFonts w:asciiTheme="majorHAnsi" w:eastAsiaTheme="majorEastAsia" w:hAnsiTheme="majorHAnsi" w:cstheme="majorBidi" w:eastAsia="微软雅黑"/>
       <w:b/>
       <w:bCs/>
-      <w:color w:val="4F81BD" w:themeColor="accent1"/>
+      <w:color w:val="4E7EBA"/>
     </w:rPr>
   </w:style>
   <w:style w:type="paragraph" w:styleId="Heading4">
@@ -1326,7 +1326,7 @@
       <w:bCs/>
       <w:i/>
       <w:iCs/>
-      <w:color w:val="4F81BD" w:themeColor="accent1"/>
+      <w:color w:val="4E7EBA"/>
     </w:rPr>
   </w:style>
   <w:style w:type="paragraph" w:styleId="Heading5">
